--- a/Kubernetes Task 1.docx
+++ b/Kubernetes Task 1.docx
@@ -107,7 +107,15 @@
     </w:p>
     <w:p>
       <w:r>
-        <w:t xml:space="preserve">There will be 4 default namespace available </w:t>
+        <w:t xml:space="preserve">There will be 4 default </w:t>
+      </w:r>
+      <w:proofErr w:type="gramStart"/>
+      <w:r>
+        <w:t>namespace</w:t>
+      </w:r>
+      <w:proofErr w:type="gramEnd"/>
+      <w:r>
+        <w:t xml:space="preserve"> available </w:t>
       </w:r>
       <w:r>
         <w:t xml:space="preserve">which is shown below </w:t>
@@ -115,6 +123,9 @@
     </w:p>
     <w:p>
       <w:r>
+        <w:rPr>
+          <w:noProof/>
+        </w:rPr>
         <w:drawing>
           <wp:inline distT="0" distB="0" distL="0" distR="0" wp14:anchorId="1D6954CF" wp14:editId="17CF2EA6">
             <wp:extent cx="5943600" cy="1645285"/>
@@ -357,6 +368,9 @@
     </w:p>
     <w:p>
       <w:r>
+        <w:rPr>
+          <w:noProof/>
+        </w:rPr>
         <w:lastRenderedPageBreak/>
         <w:drawing>
           <wp:inline distT="0" distB="0" distL="0" distR="0" wp14:anchorId="331D63C2" wp14:editId="394AD367">
@@ -552,6 +566,126 @@
                     <a:xfrm>
                       <a:off x="0" y="0"/>
                       <a:ext cx="5943600" cy="1876425"/>
+                    </a:xfrm>
+                    <a:prstGeom prst="rect">
+                      <a:avLst/>
+                    </a:prstGeom>
+                  </pic:spPr>
+                </pic:pic>
+              </a:graphicData>
+            </a:graphic>
+          </wp:inline>
+        </w:drawing>
+      </w:r>
+    </w:p>
+    <w:p>
+      <w:pPr>
+        <w:rPr>
+          <w:noProof/>
+        </w:rPr>
+      </w:pPr>
+    </w:p>
+    <w:p>
+      <w:pPr>
+        <w:rPr>
+          <w:noProof/>
+        </w:rPr>
+      </w:pPr>
+      <w:r>
+        <w:rPr>
+          <w:noProof/>
+        </w:rPr>
+        <w:t xml:space="preserve">Resources in and not in namespace </w:t>
+      </w:r>
+      <w:r>
+        <w:rPr>
+          <w:noProof/>
+        </w:rPr>
+        <w:t>listing</w:t>
+      </w:r>
+    </w:p>
+    <w:p>
+      <w:pPr>
+        <w:rPr>
+          <w:noProof/>
+        </w:rPr>
+      </w:pPr>
+      <w:r>
+        <w:rPr>
+          <w:noProof/>
+        </w:rPr>
+        <w:drawing>
+          <wp:inline distT="0" distB="0" distL="0" distR="0" wp14:anchorId="3E85AC96" wp14:editId="525FB740">
+            <wp:extent cx="5943600" cy="2664460"/>
+            <wp:effectExtent l="0" t="0" r="0" b="2540"/>
+            <wp:docPr id="1226095418" name="Picture 1"/>
+            <wp:cNvGraphicFramePr>
+              <a:graphicFrameLocks xmlns:a="http://schemas.openxmlformats.org/drawingml/2006/main" noChangeAspect="1"/>
+            </wp:cNvGraphicFramePr>
+            <a:graphic xmlns:a="http://schemas.openxmlformats.org/drawingml/2006/main">
+              <a:graphicData uri="http://schemas.openxmlformats.org/drawingml/2006/picture">
+                <pic:pic xmlns:pic="http://schemas.openxmlformats.org/drawingml/2006/picture">
+                  <pic:nvPicPr>
+                    <pic:cNvPr id="1226095418" name=""/>
+                    <pic:cNvPicPr/>
+                  </pic:nvPicPr>
+                  <pic:blipFill>
+                    <a:blip r:embed="rId13"/>
+                    <a:stretch>
+                      <a:fillRect/>
+                    </a:stretch>
+                  </pic:blipFill>
+                  <pic:spPr>
+                    <a:xfrm>
+                      <a:off x="0" y="0"/>
+                      <a:ext cx="5943600" cy="2664460"/>
+                    </a:xfrm>
+                    <a:prstGeom prst="rect">
+                      <a:avLst/>
+                    </a:prstGeom>
+                  </pic:spPr>
+                </pic:pic>
+              </a:graphicData>
+            </a:graphic>
+          </wp:inline>
+        </w:drawing>
+      </w:r>
+    </w:p>
+    <w:p>
+      <w:pPr>
+        <w:rPr>
+          <w:noProof/>
+        </w:rPr>
+      </w:pPr>
+      <w:r>
+        <w:rPr>
+          <w:noProof/>
+        </w:rPr>
+        <w:drawing>
+          <wp:inline distT="0" distB="0" distL="0" distR="0" wp14:anchorId="468DEA10" wp14:editId="6B9F8F30">
+            <wp:extent cx="5943600" cy="2499995"/>
+            <wp:effectExtent l="0" t="0" r="0" b="0"/>
+            <wp:docPr id="1504452833" name="Picture 1"/>
+            <wp:cNvGraphicFramePr>
+              <a:graphicFrameLocks xmlns:a="http://schemas.openxmlformats.org/drawingml/2006/main" noChangeAspect="1"/>
+            </wp:cNvGraphicFramePr>
+            <a:graphic xmlns:a="http://schemas.openxmlformats.org/drawingml/2006/main">
+              <a:graphicData uri="http://schemas.openxmlformats.org/drawingml/2006/picture">
+                <pic:pic xmlns:pic="http://schemas.openxmlformats.org/drawingml/2006/picture">
+                  <pic:nvPicPr>
+                    <pic:cNvPr id="1504452833" name=""/>
+                    <pic:cNvPicPr/>
+                  </pic:nvPicPr>
+                  <pic:blipFill>
+                    <a:blip r:embed="rId14"/>
+                    <a:stretch>
+                      <a:fillRect/>
+                    </a:stretch>
+                  </pic:blipFill>
+                  <pic:spPr>
+                    <a:xfrm>
+                      <a:off x="0" y="0"/>
+                      <a:ext cx="5943600" cy="2499995"/>
                     </a:xfrm>
                     <a:prstGeom prst="rect">
                       <a:avLst/>
